--- a/CSPS17_Fiche_Diffusion_PGC_v3.docx
+++ b/CSPS17_Fiche_Diffusion_PGC_v3.docx
@@ -349,7 +349,7 @@
                 <w:sz w:val="16"/>
                 <w:szCs w:val="16"/>
               </w:rPr>
-              <w:t>Chantier / Adresse</w:t>
+              <w:t>Chantier / Adresse : {{chantier_nom}} — {{chantier_adresse}}</w:t>
             </w:r>
           </w:p>
         </w:tc>
@@ -381,7 +381,7 @@
                 <w:sz w:val="16"/>
                 <w:szCs w:val="16"/>
               </w:rPr>
-              <w:t>Maître d'Ouvrage</w:t>
+              <w:t>Maître d'Ouvrage : {{moa_nom}}</w:t>
             </w:r>
           </w:p>
         </w:tc>
